--- a/Abschlusspraesentation/CryptoBroker_Handout.docx
+++ b/Abschlusspraesentation/CryptoBroker_Handout.docx
@@ -125,7 +125,7 @@
           <w:sz w:val="18"/>
           <w:szCs w:val="18"/>
         </w:rPr>
-        <w:t xml:space="preserve">112,75 h tatsächlich von 119,5 h geplant – 94 % Auslastung. Über das GitHub-Scrum-Board erfasst; Schätzgenauigkeit stieg über die Sprints.</w:t>
+        <w:t xml:space="preserve">112,75 h Netto-Aufwand (Aufgabenstunden, geteilte Aufgaben einmal gezählt) von 119,5 h geplant – 94 % Auslastung. Erfasst über das GitHub-Scrum-Board.</w:t>
       </w:r>
     </w:p>
     <w:p>
@@ -139,14 +139,14 @@
           <w:sz w:val="18"/>
           <w:szCs w:val="18"/>
         </w:rPr>
-        <w:t xml:space="preserve">Items pro Phase (37 Items · 34 Done · 3 Backlog): </w:t>
+        <w:t xml:space="preserve">Stunden pro Disziplin: </w:t>
       </w:r>
       <w:r>
         <w:rPr>
           <w:sz w:val="18"/>
           <w:szCs w:val="18"/>
         </w:rPr>
-        <w:t xml:space="preserve">Anforderungsdefinition 5 (13 %) · Planung &amp; Entwurf 15 (41 %) · Implementierung 14 (38 %) · Testing &amp; Qualität 3 (8 %).</w:t>
+        <w:t xml:space="preserve">Anforderungen 5 h · Planung &amp; Entwurf 35 h · Implementierung 61,5 h · Test &amp; Qualitätssicherung 8,5 h · ohne Zuteilung 2,75 h (Summe 112,75 h).</w:t>
       </w:r>
     </w:p>
     <w:p>
@@ -160,7 +160,49 @@
           <w:sz w:val="18"/>
           <w:szCs w:val="18"/>
         </w:rPr>
-        <w:t>Stunden pro Person &amp; Hauptbeiträge (Ø ≈ 44,8 h):</w:t>
+        <w:t xml:space="preserve">Stunden pro Phase: </w:t>
+      </w:r>
+      <w:r>
+        <w:rPr>
+          <w:sz w:val="18"/>
+          <w:szCs w:val="18"/>
+        </w:rPr>
+        <w:t xml:space="preserve">Konzeption &amp; Ausarbeitung (Sem. 3, Sprints 1–8) 72,75 h · Konstruktion &amp; Abschluss (Sem. 4, Sprints 9–13) 40 h.</w:t>
+      </w:r>
+    </w:p>
+    <w:p>
+      <w:pPr>
+        <w:spacing w:after="40" w:line="248"/>
+      </w:pPr>
+      <w:r>
+        <w:rPr>
+          <w:b/>
+          <w:bCs/>
+          <w:sz w:val="18"/>
+          <w:szCs w:val="18"/>
+        </w:rPr>
+        <w:t xml:space="preserve">Personenstunden: </w:t>
+      </w:r>
+      <w:r>
+        <w:rPr>
+          <w:sz w:val="18"/>
+          <w:szCs w:val="18"/>
+        </w:rPr>
+        <w:t xml:space="preserve">Summe 179 h (Pro-Person-Tabelle unten); die Differenz von 66 h zum Netto-Aufwand entfällt auf gemeinsam bearbeitete Aufgaben – Pair-Programming, Reviews, Walkthrough. Scrum-Board: 54 Items, 52 abgeschlossen.</w:t>
+      </w:r>
+    </w:p>
+    <w:p>
+      <w:pPr>
+        <w:spacing w:after="40" w:line="248"/>
+      </w:pPr>
+      <w:r>
+        <w:rPr>
+          <w:b/>
+          <w:bCs/>
+          <w:sz w:val="18"/>
+          <w:szCs w:val="18"/>
+        </w:rPr>
+        <w:t>Stunden pro Person – Personenstunden &amp; Hauptbeiträge (Ø ≈ 44,8 h):</w:t>
       </w:r>
     </w:p>
     <w:tbl>
@@ -2698,7 +2740,7 @@
           <w:sz w:val="19"/>
           <w:szCs w:val="19"/>
         </w:rPr>
-        <w:t xml:space="preserve">Metriken (radon, automatisch in CI über 76 Blöcke): </w:t>
+        <w:t xml:space="preserve">Metriken (radon, automatisch in CI über 87 Blöcke): </w:t>
       </w:r>
       <w:r>
         <w:rPr>
@@ -2715,14 +2757,14 @@
           <w:sz w:val="19"/>
           <w:szCs w:val="19"/>
         </w:rPr>
-        <w:t xml:space="preserve">A (2,9)</w:t>
+        <w:t xml:space="preserve">A (2,68)</w:t>
       </w:r>
       <w:r>
         <w:rPr>
           <w:sz w:val="19"/>
           <w:szCs w:val="19"/>
         </w:rPr>
-        <w:t>, Wartbarkeitsindex je Modul durchweg grün, ~960 Code-Zeilen (SLOC). execute_trade nach IOSP A (1); /trade-Route bewusst D (21) als dokumentierter Tradeoff (HTTP-Kontext + 3 Eingabemodi).</w:t>
+        <w:t>, Wartbarkeitsindex je Modul durchweg grün, ~960 Code-Zeilen (SLOC). execute_trade nach IOSP A (1); die 3 Eingabemodi liegen in place_order (Service), wodurch die /trade-Route nur noch B (7) hat. Bewusst belassener Hotspot: get_leaderboard C (11) – dokumentierter Tradeoff.</w:t>
       </w:r>
     </w:p>
     <w:p>

--- a/Abschlusspraesentation/CryptoBroker_Handout.docx
+++ b/Abschlusspraesentation/CryptoBroker_Handout.docx
@@ -842,7 +842,7 @@
           <w:sz w:val="19"/>
           <w:szCs w:val="19"/>
         </w:rPr>
-        <w:t xml:space="preserve">3-Schichten-Modell nach MVC-Prinzip (Client-Server), dokumentiert in arc42. Kernentscheidungen: zentrale </w:t>
+        <w:t xml:space="preserve">3-Schichten-Architektur mit MVC-Elementen im Presentation Layer (Client-Server), dokumentiert in arc42. Kernentscheidungen: zentrale </w:t>
       </w:r>
       <w:r>
         <w:rPr>
@@ -857,7 +857,7 @@
           <w:sz w:val="19"/>
           <w:szCs w:val="19"/>
         </w:rPr>
-        <w:t xml:space="preserve"> als einzige DB-Verbindung · Thin Controller – Fat Service (Logik im Service-Layer) · Session-basierte Authentifizierung · strikte View/Controller/Model-Trennung.</w:t>
+        <w:t xml:space="preserve"> als einzige DB-Verbindung · Thin Controller – Fat Service (Logik im Service-Layer) · Session-basierte Authentifizierung.</w:t>
       </w:r>
     </w:p>
     <w:tbl>
